--- a/01_Naskah_Utama/01_Lembar_Persetujuan_Proposal/03_Halaman_Pengesahan_Penguji.docx
+++ b/01_Naskah_Utama/01_Lembar_Persetujuan_Proposal/03_Halaman_Pengesahan_Penguji.docx
@@ -52,7 +52,7 @@
           <w:color w:val="000000"/>
           <w:rFonts w:ascii="Times New Roman" w:hAnsi="Times New Roman" w:cs="Times New Roman"/>
         </w:rPr>
-        <w:t>“PENGARUH HEDONIC MOTIVATION, DESIRE FOR COMPLETENESS, DAN SPECULATIVE MOTIVE TERHADAP IMPULSIVE BUYING BOOSTER PACK KARTU POKÉMON TCG DENGAN SELF-CONTROL SEBAGAI VARIABEL MODERASI”</w:t>
+        <w:t>“PENGARUH HEDONIC MOTIVATION, DESIRE FOR COMPLETENESS, DAN SPECULATIVE MOTIVE TERHADAP IMPULSIVE BUYING BOOSTER PACK KARTU POKÉMON TCG DENGAN SELF-CONTROL SEBAGAI VARIABEL MODERASI (STUDI PADA KONSUMEN DI JAKARTA BARAT)”</w:t>
       </w:r>
     </w:p>
     <w:p>
